--- a/web-app/files/docx_templates/_ATUSUFDU4.004.130522_TEMPLATE.docx
+++ b/web-app/files/docx_templates/_ATUSUFDU4.004.130522_TEMPLATE.docx
@@ -45,7 +45,7 @@
             <v:imagedata r:id="rId8" o:title=""/>
             <w10:wrap type="topAndBottom"/>
           </v:shape>
-          <o:OLEObject Type="Embed" ProgID="MSPhotoEd.3" ShapeID="_x0000_s1026" DrawAspect="Content" ObjectID="_1436191887" r:id="rId9"/>
+          <o:OLEObject Type="Embed" ProgID="MSPhotoEd.3" ShapeID="_x0000_s1026" DrawAspect="Content" ObjectID="_1437890438" r:id="rId9"/>
         </w:pict>
       </w:r>
     </w:p>
@@ -1045,7 +1045,6 @@
           <w:ilvl w:val="1"/>
           <w:numId w:val="1"/>
         </w:numPr>
-        <w:shd w:val="clear" w:color="auto" w:fill="FF0000"/>
         <w:spacing w:line="360" w:lineRule="auto"/>
         <w:jc w:val="both"/>
         <w:rPr>
@@ -1053,26 +1052,34 @@
           <w:color w:val="000000"/>
           <w:sz w:val="16"/>
           <w:szCs w:val="16"/>
-          <w:lang w:val="pl-PL"/>
-        </w:rPr>
-      </w:pPr>
-      <w:r>
-        <w:rPr>
-          <w:rFonts w:ascii="Arial" w:hAnsi="Arial" w:cs="Arial"/>
-          <w:color w:val="000000"/>
-          <w:sz w:val="16"/>
-          <w:szCs w:val="16"/>
-          <w:lang w:val="pl-PL"/>
-        </w:rPr>
-        <w:t>telePOMPKA:</w:t>
-      </w:r>
-      <w:r>
-        <w:rPr>
-          <w:rFonts w:ascii="Arial" w:hAnsi="Arial" w:cs="Arial"/>
-          <w:color w:val="000000"/>
-          <w:sz w:val="16"/>
-          <w:szCs w:val="16"/>
-          <w:lang w:val="pl-PL"/>
+        </w:rPr>
+      </w:pPr>
+      <w:proofErr w:type="spellStart"/>
+      <w:r>
+        <w:rPr>
+          <w:rFonts w:ascii="Arial" w:hAnsi="Arial" w:cs="Arial"/>
+          <w:color w:val="000000"/>
+          <w:sz w:val="16"/>
+          <w:szCs w:val="16"/>
+        </w:rPr>
+        <w:t>telePOMPKA</w:t>
+      </w:r>
+      <w:proofErr w:type="spellEnd"/>
+      <w:r>
+        <w:rPr>
+          <w:rFonts w:ascii="Arial" w:hAnsi="Arial" w:cs="Arial"/>
+          <w:color w:val="000000"/>
+          <w:sz w:val="16"/>
+          <w:szCs w:val="16"/>
+        </w:rPr>
+        <w:t>:</w:t>
+      </w:r>
+      <w:r>
+        <w:rPr>
+          <w:rFonts w:ascii="Arial" w:hAnsi="Arial" w:cs="Arial"/>
+          <w:color w:val="000000"/>
+          <w:sz w:val="16"/>
+          <w:szCs w:val="16"/>
         </w:rPr>
         <w:tab/>
       </w:r>
@@ -1082,7 +1089,6 @@
           <w:color w:val="000000"/>
           <w:sz w:val="16"/>
           <w:szCs w:val="16"/>
-          <w:lang w:val="pl-PL"/>
         </w:rPr>
         <w:tab/>
       </w:r>
@@ -1092,15 +1098,74 @@
           <w:sz w:val="16"/>
           <w:szCs w:val="16"/>
         </w:rPr>
-        <w:t xml:space="preserve">[  ] </w:t>
-      </w:r>
-      <w:r>
-        <w:rPr>
-          <w:rFonts w:ascii="Arial" w:hAnsi="Arial" w:cs="Arial"/>
-          <w:color w:val="000000"/>
-          <w:sz w:val="16"/>
-          <w:szCs w:val="16"/>
-          <w:lang w:val="pl-PL"/>
+        <w:t>[</w:t>
+      </w:r>
+      <w:r>
+        <w:rPr>
+          <w:rFonts w:ascii="Arial" w:hAnsi="Arial" w:cs="Arial"/>
+          <w:sz w:val="16"/>
+          <w:szCs w:val="16"/>
+          <w:lang w:val="pl-PL"/>
+        </w:rPr>
+        <w:fldChar w:fldCharType="begin"/>
+      </w:r>
+      <w:r>
+        <w:rPr>
+          <w:rFonts w:ascii="Arial" w:hAnsi="Arial" w:cs="Arial"/>
+          <w:sz w:val="16"/>
+          <w:szCs w:val="16"/>
+        </w:rPr>
+        <w:instrText xml:space="preserve"> MERGEFIELD  "#if ($d.telePOMPKA)X#else  #end"  \* MERGEFORMAT </w:instrText>
+      </w:r>
+      <w:r>
+        <w:rPr>
+          <w:rFonts w:ascii="Arial" w:hAnsi="Arial" w:cs="Arial"/>
+          <w:sz w:val="16"/>
+          <w:szCs w:val="16"/>
+          <w:lang w:val="pl-PL"/>
+        </w:rPr>
+        <w:fldChar w:fldCharType="separate"/>
+      </w:r>
+      <w:r>
+        <w:rPr>
+          <w:rFonts w:ascii="Arial" w:hAnsi="Arial" w:cs="Arial"/>
+          <w:noProof/>
+          <w:sz w:val="16"/>
+          <w:szCs w:val="16"/>
+        </w:rPr>
+        <w:t>«#if ($d.telePOMPKA)X#else  #end»</w:t>
+      </w:r>
+      <w:r>
+        <w:rPr>
+          <w:rFonts w:ascii="Arial" w:hAnsi="Arial" w:cs="Arial"/>
+          <w:sz w:val="16"/>
+          <w:szCs w:val="16"/>
+          <w:lang w:val="pl-PL"/>
+        </w:rPr>
+        <w:fldChar w:fldCharType="end"/>
+      </w:r>
+      <w:r>
+        <w:rPr>
+          <w:rFonts w:ascii="Arial" w:hAnsi="Arial" w:cs="Arial"/>
+          <w:sz w:val="16"/>
+          <w:szCs w:val="16"/>
+        </w:rPr>
+        <w:t>]</w:t>
+      </w:r>
+      <w:r>
+        <w:rPr>
+          <w:rFonts w:ascii="Arial" w:hAnsi="Arial" w:cs="Arial"/>
+          <w:sz w:val="16"/>
+          <w:szCs w:val="16"/>
+        </w:rPr>
+        <w:t xml:space="preserve"> </w:t>
+      </w:r>
+      <w:r>
+        <w:rPr>
+          <w:rFonts w:ascii="Arial" w:hAnsi="Arial" w:cs="Arial"/>
+          <w:color w:val="000000"/>
+          <w:sz w:val="16"/>
+          <w:szCs w:val="16"/>
         </w:rPr>
         <w:t xml:space="preserve">TAK   </w:t>
       </w:r>
@@ -1111,7 +1176,6 @@
           <w:ilvl w:val="1"/>
           <w:numId w:val="1"/>
         </w:numPr>
-        <w:shd w:val="clear" w:color="auto" w:fill="FF0000"/>
         <w:tabs>
           <w:tab w:val="num" w:pos="2160"/>
         </w:tabs>
@@ -1171,7 +1235,44 @@
           <w:szCs w:val="16"/>
           <w:lang w:val="pl-PL"/>
         </w:rPr>
-        <w:t xml:space="preserve">  </w:t>
+        <w:fldChar w:fldCharType="begin"/>
+      </w:r>
+      <w:r>
+        <w:rPr>
+          <w:rFonts w:ascii="Arial" w:hAnsi="Arial" w:cs="Arial"/>
+          <w:sz w:val="16"/>
+          <w:szCs w:val="16"/>
+          <w:lang w:val="pl-PL"/>
+        </w:rPr>
+        <w:instrText xml:space="preserve"> MERGEFIELD  "#if ($d.teleKODZIK)X#else  #end"  \* MERGEFORMAT </w:instrText>
+      </w:r>
+      <w:r>
+        <w:rPr>
+          <w:rFonts w:ascii="Arial" w:hAnsi="Arial" w:cs="Arial"/>
+          <w:sz w:val="16"/>
+          <w:szCs w:val="16"/>
+          <w:lang w:val="pl-PL"/>
+        </w:rPr>
+        <w:fldChar w:fldCharType="separate"/>
+      </w:r>
+      <w:r>
+        <w:rPr>
+          <w:rFonts w:ascii="Arial" w:hAnsi="Arial" w:cs="Arial"/>
+          <w:noProof/>
+          <w:sz w:val="16"/>
+          <w:szCs w:val="16"/>
+          <w:lang w:val="pl-PL"/>
+        </w:rPr>
+        <w:t>«#if ($d.teleKODZIK)X#else  #end»</w:t>
+      </w:r>
+      <w:r>
+        <w:rPr>
+          <w:rFonts w:ascii="Arial" w:hAnsi="Arial" w:cs="Arial"/>
+          <w:sz w:val="16"/>
+          <w:szCs w:val="16"/>
+          <w:lang w:val="pl-PL"/>
+        </w:rPr>
+        <w:fldChar w:fldCharType="end"/>
       </w:r>
       <w:r>
         <w:rPr>
@@ -1272,10 +1373,46 @@
           <w:rFonts w:ascii="Arial" w:hAnsi="Arial" w:cs="Arial"/>
           <w:sz w:val="16"/>
           <w:szCs w:val="16"/>
-          <w:shd w:val="clear" w:color="auto" w:fill="FF0000"/>
-          <w:lang w:val="pl-PL"/>
-        </w:rPr>
-        <w:t>[  ] [  ] [  ] [  ] [  ] [  ]</w:t>
+          <w:lang w:val="pl-PL"/>
+        </w:rPr>
+        <w:fldChar w:fldCharType="begin"/>
+      </w:r>
+      <w:r>
+        <w:rPr>
+          <w:rFonts w:ascii="Arial" w:hAnsi="Arial" w:cs="Arial"/>
+          <w:sz w:val="16"/>
+          <w:szCs w:val="16"/>
+          <w:lang w:val="pl-PL"/>
+        </w:rPr>
+        <w:instrText xml:space="preserve"> MERGEFIELD  $d.deklarowanaSprzedazDoladowan  \* MERGEFORMAT </w:instrText>
+      </w:r>
+      <w:r>
+        <w:rPr>
+          <w:rFonts w:ascii="Arial" w:hAnsi="Arial" w:cs="Arial"/>
+          <w:sz w:val="16"/>
+          <w:szCs w:val="16"/>
+          <w:lang w:val="pl-PL"/>
+        </w:rPr>
+        <w:fldChar w:fldCharType="separate"/>
+      </w:r>
+      <w:r>
+        <w:rPr>
+          <w:rFonts w:ascii="Arial" w:hAnsi="Arial" w:cs="Arial"/>
+          <w:noProof/>
+          <w:sz w:val="16"/>
+          <w:szCs w:val="16"/>
+          <w:lang w:val="pl-PL"/>
+        </w:rPr>
+        <w:t>«$d.deklarowanaSprzedazDoladowan»</w:t>
+      </w:r>
+      <w:r>
+        <w:rPr>
+          <w:rFonts w:ascii="Arial" w:hAnsi="Arial" w:cs="Arial"/>
+          <w:sz w:val="16"/>
+          <w:szCs w:val="16"/>
+          <w:lang w:val="pl-PL"/>
+        </w:rPr>
+        <w:fldChar w:fldCharType="end"/>
       </w:r>
       <w:r>
         <w:rPr>
@@ -1294,18 +1431,88 @@
           <w:szCs w:val="16"/>
           <w:lang w:val="pl-PL"/>
         </w:rPr>
-        <w:t xml:space="preserve">                                  słownie </w:t>
-      </w:r>
-      <w:r>
-        <w:rPr>
-          <w:rFonts w:ascii="Arial" w:hAnsi="Arial" w:cs="Arial"/>
-          <w:color w:val="000000"/>
-          <w:sz w:val="16"/>
-          <w:szCs w:val="16"/>
-          <w:shd w:val="clear" w:color="auto" w:fill="FF0000"/>
-          <w:lang w:val="pl-PL"/>
-        </w:rPr>
-        <w:t>…………………………………………………..........................</w:t>
+        <w:t xml:space="preserve">                                  </w:t>
+      </w:r>
+      <w:r>
+        <w:rPr>
+          <w:rFonts w:ascii="Arial" w:hAnsi="Arial" w:cs="Arial"/>
+          <w:color w:val="000000"/>
+          <w:sz w:val="16"/>
+          <w:szCs w:val="16"/>
+          <w:lang w:val="pl-PL"/>
+        </w:rPr>
+        <w:t>słownie</w:t>
+      </w:r>
+      <w:r>
+        <w:rPr>
+          <w:rFonts w:ascii="Arial" w:hAnsi="Arial" w:cs="Arial"/>
+          <w:color w:val="000000"/>
+          <w:sz w:val="16"/>
+          <w:szCs w:val="16"/>
+          <w:lang w:val="pl-PL"/>
+        </w:rPr>
+        <w:t>:</w:t>
+      </w:r>
+      <w:r>
+        <w:rPr>
+          <w:rFonts w:ascii="Arial" w:hAnsi="Arial" w:cs="Arial"/>
+          <w:color w:val="000000"/>
+          <w:sz w:val="16"/>
+          <w:szCs w:val="16"/>
+          <w:lang w:val="pl-PL"/>
+        </w:rPr>
+        <w:t xml:space="preserve"> </w:t>
+      </w:r>
+      <w:r>
+        <w:rPr>
+          <w:rFonts w:ascii="Arial" w:hAnsi="Arial" w:cs="Arial"/>
+          <w:color w:val="000000"/>
+          <w:sz w:val="16"/>
+          <w:szCs w:val="16"/>
+          <w:lang w:val="pl-PL"/>
+        </w:rPr>
+        <w:fldChar w:fldCharType="begin"/>
+      </w:r>
+      <w:r>
+        <w:rPr>
+          <w:rFonts w:ascii="Arial" w:hAnsi="Arial" w:cs="Arial"/>
+          <w:color w:val="000000"/>
+          <w:sz w:val="16"/>
+          <w:szCs w:val="16"/>
+          <w:lang w:val="pl-PL"/>
+        </w:rPr>
+        <w:instrText xml:space="preserve"> MERGEFIELD  $d.deklarowanaSprzedazDoladowanSlownie  \* MERGEFORMAT </w:instrText>
+      </w:r>
+      <w:r>
+        <w:rPr>
+          <w:rFonts w:ascii="Arial" w:hAnsi="Arial" w:cs="Arial"/>
+          <w:color w:val="000000"/>
+          <w:sz w:val="16"/>
+          <w:szCs w:val="16"/>
+          <w:lang w:val="pl-PL"/>
+        </w:rPr>
+        <w:fldChar w:fldCharType="separate"/>
+      </w:r>
+      <w:r>
+        <w:rPr>
+          <w:rFonts w:ascii="Arial" w:hAnsi="Arial" w:cs="Arial"/>
+          <w:noProof/>
+          <w:color w:val="000000"/>
+          <w:sz w:val="16"/>
+          <w:szCs w:val="16"/>
+          <w:lang w:val="pl-PL"/>
+        </w:rPr>
+        <w:t>«$d.deklarowanaSprzedazDoladowanSlownie»</w:t>
+      </w:r>
+      <w:r>
+        <w:rPr>
+          <w:rFonts w:ascii="Arial" w:hAnsi="Arial" w:cs="Arial"/>
+          <w:color w:val="000000"/>
+          <w:sz w:val="16"/>
+          <w:szCs w:val="16"/>
+          <w:lang w:val="pl-PL"/>
+        </w:rPr>
+        <w:fldChar w:fldCharType="end"/>
       </w:r>
     </w:p>
     <w:p>
@@ -1871,12 +2078,12 @@
         <w:tc>
           <w:tcPr>
             <w:tcW w:w="1701" w:type="dxa"/>
-            <w:shd w:val="clear" w:color="auto" w:fill="FF0000"/>
+            <w:shd w:val="clear" w:color="auto" w:fill="auto"/>
           </w:tcPr>
           <w:p>
             <w:pPr>
               <w:spacing w:line="360" w:lineRule="auto"/>
-              <w:jc w:val="both"/>
+              <w:jc w:val="center"/>
               <w:rPr>
                 <w:rFonts w:ascii="Arial" w:hAnsi="Arial" w:cs="Arial"/>
                 <w:color w:val="000000"/>
@@ -1884,17 +2091,62 @@
                 <w:szCs w:val="16"/>
               </w:rPr>
             </w:pPr>
+            <w:r>
+              <w:rPr>
+                <w:rFonts w:ascii="Arial" w:hAnsi="Arial" w:cs="Arial"/>
+                <w:color w:val="000000"/>
+                <w:sz w:val="16"/>
+                <w:szCs w:val="16"/>
+              </w:rPr>
+              <w:fldChar w:fldCharType="begin"/>
+            </w:r>
+            <w:r>
+              <w:rPr>
+                <w:rFonts w:ascii="Arial" w:hAnsi="Arial" w:cs="Arial"/>
+                <w:color w:val="000000"/>
+                <w:sz w:val="16"/>
+                <w:szCs w:val="16"/>
+              </w:rPr>
+              <w:instrText xml:space="preserve"> MERGEFIELD  $d.pp_orange_tk  \* MERGEFORMAT </w:instrText>
+            </w:r>
+            <w:r>
+              <w:rPr>
+                <w:rFonts w:ascii="Arial" w:hAnsi="Arial" w:cs="Arial"/>
+                <w:color w:val="000000"/>
+                <w:sz w:val="16"/>
+                <w:szCs w:val="16"/>
+              </w:rPr>
+              <w:fldChar w:fldCharType="separate"/>
+            </w:r>
+            <w:r>
+              <w:rPr>
+                <w:rFonts w:ascii="Arial" w:hAnsi="Arial" w:cs="Arial"/>
+                <w:color w:val="000000"/>
+                <w:sz w:val="16"/>
+                <w:szCs w:val="16"/>
+              </w:rPr>
+              <w:t>«$d.pp_orange_tk»</w:t>
+            </w:r>
+            <w:r>
+              <w:rPr>
+                <w:rFonts w:ascii="Arial" w:hAnsi="Arial" w:cs="Arial"/>
+                <w:color w:val="000000"/>
+                <w:sz w:val="16"/>
+                <w:szCs w:val="16"/>
+              </w:rPr>
+              <w:fldChar w:fldCharType="end"/>
+            </w:r>
           </w:p>
         </w:tc>
         <w:tc>
           <w:tcPr>
             <w:tcW w:w="1843" w:type="dxa"/>
-            <w:shd w:val="clear" w:color="auto" w:fill="FF0000"/>
+            <w:shd w:val="clear" w:color="auto" w:fill="auto"/>
           </w:tcPr>
           <w:p>
             <w:pPr>
               <w:spacing w:line="360" w:lineRule="auto"/>
-              <w:jc w:val="both"/>
+              <w:jc w:val="center"/>
               <w:rPr>
                 <w:rFonts w:ascii="Arial" w:hAnsi="Arial" w:cs="Arial"/>
                 <w:color w:val="000000"/>
@@ -1902,6 +2154,51 @@
                 <w:szCs w:val="16"/>
               </w:rPr>
             </w:pPr>
+            <w:r>
+              <w:rPr>
+                <w:rFonts w:ascii="Arial" w:hAnsi="Arial" w:cs="Arial"/>
+                <w:color w:val="000000"/>
+                <w:sz w:val="16"/>
+                <w:szCs w:val="16"/>
+              </w:rPr>
+              <w:fldChar w:fldCharType="begin"/>
+            </w:r>
+            <w:r>
+              <w:rPr>
+                <w:rFonts w:ascii="Arial" w:hAnsi="Arial" w:cs="Arial"/>
+                <w:color w:val="000000"/>
+                <w:sz w:val="16"/>
+                <w:szCs w:val="16"/>
+              </w:rPr>
+              <w:instrText xml:space="preserve"> MERGEFIELD  $d.pp_orange_tp  \* MERGEFORMAT </w:instrText>
+            </w:r>
+            <w:r>
+              <w:rPr>
+                <w:rFonts w:ascii="Arial" w:hAnsi="Arial" w:cs="Arial"/>
+                <w:color w:val="000000"/>
+                <w:sz w:val="16"/>
+                <w:szCs w:val="16"/>
+              </w:rPr>
+              <w:fldChar w:fldCharType="separate"/>
+            </w:r>
+            <w:r>
+              <w:rPr>
+                <w:rFonts w:ascii="Arial" w:hAnsi="Arial" w:cs="Arial"/>
+                <w:color w:val="000000"/>
+                <w:sz w:val="16"/>
+                <w:szCs w:val="16"/>
+              </w:rPr>
+              <w:t>«$d.pp_orange_tp»</w:t>
+            </w:r>
+            <w:r>
+              <w:rPr>
+                <w:rFonts w:ascii="Arial" w:hAnsi="Arial" w:cs="Arial"/>
+                <w:color w:val="000000"/>
+                <w:sz w:val="16"/>
+                <w:szCs w:val="16"/>
+              </w:rPr>
+              <w:fldChar w:fldCharType="end"/>
+            </w:r>
           </w:p>
         </w:tc>
         <w:tc>
@@ -1920,19 +2217,15 @@
                 <w:szCs w:val="16"/>
               </w:rPr>
             </w:pPr>
-            <w:smartTag w:uri="urn:schemas-microsoft-com:office:smarttags" w:element="place">
-              <w:smartTag w:uri="urn:schemas-microsoft-com:office:smarttags" w:element="City">
-                <w:r>
-                  <w:rPr>
-                    <w:rFonts w:ascii="Arial" w:hAnsi="Arial" w:cs="Arial"/>
-                    <w:color w:val="000000"/>
-                    <w:sz w:val="16"/>
-                    <w:szCs w:val="16"/>
-                  </w:rPr>
-                  <w:t>Orange</w:t>
-                </w:r>
-              </w:smartTag>
-            </w:smartTag>
+            <w:r>
+              <w:rPr>
+                <w:rFonts w:ascii="Arial" w:hAnsi="Arial" w:cs="Arial"/>
+                <w:color w:val="000000"/>
+                <w:sz w:val="16"/>
+                <w:szCs w:val="16"/>
+              </w:rPr>
+              <w:t>Orange</w:t>
+            </w:r>
           </w:p>
         </w:tc>
         <w:tc>
@@ -1996,12 +2289,12 @@
         <w:tc>
           <w:tcPr>
             <w:tcW w:w="1701" w:type="dxa"/>
-            <w:shd w:val="clear" w:color="auto" w:fill="FF0000"/>
+            <w:shd w:val="clear" w:color="auto" w:fill="auto"/>
           </w:tcPr>
           <w:p>
             <w:pPr>
               <w:spacing w:line="360" w:lineRule="auto"/>
-              <w:jc w:val="both"/>
+              <w:jc w:val="center"/>
               <w:rPr>
                 <w:rFonts w:ascii="Arial" w:hAnsi="Arial" w:cs="Arial"/>
                 <w:color w:val="000000"/>
@@ -2009,17 +2302,63 @@
                 <w:szCs w:val="16"/>
               </w:rPr>
             </w:pPr>
+            <w:r>
+              <w:rPr>
+                <w:rFonts w:ascii="Arial" w:hAnsi="Arial" w:cs="Arial"/>
+                <w:color w:val="000000"/>
+                <w:sz w:val="16"/>
+                <w:szCs w:val="16"/>
+              </w:rPr>
+              <w:fldChar w:fldCharType="begin"/>
+            </w:r>
+            <w:r>
+              <w:rPr>
+                <w:rFonts w:ascii="Arial" w:hAnsi="Arial" w:cs="Arial"/>
+                <w:color w:val="000000"/>
+                <w:sz w:val="16"/>
+                <w:szCs w:val="16"/>
+              </w:rPr>
+              <w:instrText xml:space="preserve"> MERGEFIELD  $d.pp_plus_tk  \* MERGEFORMAT </w:instrText>
+            </w:r>
+            <w:r>
+              <w:rPr>
+                <w:rFonts w:ascii="Arial" w:hAnsi="Arial" w:cs="Arial"/>
+                <w:color w:val="000000"/>
+                <w:sz w:val="16"/>
+                <w:szCs w:val="16"/>
+              </w:rPr>
+              <w:fldChar w:fldCharType="separate"/>
+            </w:r>
+            <w:r>
+              <w:rPr>
+                <w:rFonts w:ascii="Arial" w:hAnsi="Arial" w:cs="Arial"/>
+                <w:noProof/>
+                <w:color w:val="000000"/>
+                <w:sz w:val="16"/>
+                <w:szCs w:val="16"/>
+              </w:rPr>
+              <w:t>«$d.pp_plus_tk»</w:t>
+            </w:r>
+            <w:r>
+              <w:rPr>
+                <w:rFonts w:ascii="Arial" w:hAnsi="Arial" w:cs="Arial"/>
+                <w:color w:val="000000"/>
+                <w:sz w:val="16"/>
+                <w:szCs w:val="16"/>
+              </w:rPr>
+              <w:fldChar w:fldCharType="end"/>
+            </w:r>
           </w:p>
         </w:tc>
         <w:tc>
           <w:tcPr>
             <w:tcW w:w="1843" w:type="dxa"/>
-            <w:shd w:val="clear" w:color="auto" w:fill="FF0000"/>
+            <w:shd w:val="clear" w:color="auto" w:fill="auto"/>
           </w:tcPr>
           <w:p>
             <w:pPr>
               <w:spacing w:line="360" w:lineRule="auto"/>
-              <w:jc w:val="both"/>
+              <w:jc w:val="center"/>
               <w:rPr>
                 <w:rFonts w:ascii="Arial" w:hAnsi="Arial" w:cs="Arial"/>
                 <w:color w:val="000000"/>
@@ -2027,6 +2366,71 @@
                 <w:szCs w:val="16"/>
               </w:rPr>
             </w:pPr>
+            <w:r>
+              <w:rPr>
+                <w:rFonts w:ascii="Arial" w:hAnsi="Arial" w:cs="Arial"/>
+                <w:color w:val="000000"/>
+                <w:sz w:val="16"/>
+                <w:szCs w:val="16"/>
+              </w:rPr>
+              <w:fldChar w:fldCharType="begin"/>
+            </w:r>
+            <w:r>
+              <w:rPr>
+                <w:rFonts w:ascii="Arial" w:hAnsi="Arial" w:cs="Arial"/>
+                <w:color w:val="000000"/>
+                <w:sz w:val="16"/>
+                <w:szCs w:val="16"/>
+              </w:rPr>
+              <w:instrText xml:space="preserve"> MERGEFIELD  $d.pp_plus_tp  \* MERGEFORMAT </w:instrText>
+            </w:r>
+            <w:r>
+              <w:rPr>
+                <w:rFonts w:ascii="Arial" w:hAnsi="Arial" w:cs="Arial"/>
+                <w:color w:val="000000"/>
+                <w:sz w:val="16"/>
+                <w:szCs w:val="16"/>
+              </w:rPr>
+              <w:fldChar w:fldCharType="separate"/>
+            </w:r>
+            <w:r>
+              <w:rPr>
+                <w:rFonts w:ascii="Arial" w:hAnsi="Arial" w:cs="Arial"/>
+                <w:noProof/>
+                <w:color w:val="000000"/>
+                <w:sz w:val="16"/>
+                <w:szCs w:val="16"/>
+              </w:rPr>
+              <w:t>«$d.</w:t>
+            </w:r>
+            <w:r>
+              <w:rPr>
+                <w:rFonts w:ascii="Arial" w:hAnsi="Arial" w:cs="Arial"/>
+                <w:color w:val="000000"/>
+                <w:sz w:val="16"/>
+                <w:szCs w:val="16"/>
+              </w:rPr>
+              <w:t>pp</w:t>
+            </w:r>
+            <w:r>
+              <w:rPr>
+                <w:rFonts w:ascii="Arial" w:hAnsi="Arial" w:cs="Arial"/>
+                <w:noProof/>
+                <w:color w:val="000000"/>
+                <w:sz w:val="16"/>
+                <w:szCs w:val="16"/>
+              </w:rPr>
+              <w:t>_plus_tp»</w:t>
+            </w:r>
+            <w:r>
+              <w:rPr>
+                <w:rFonts w:ascii="Arial" w:hAnsi="Arial" w:cs="Arial"/>
+                <w:color w:val="000000"/>
+                <w:sz w:val="16"/>
+                <w:szCs w:val="16"/>
+              </w:rPr>
+              <w:fldChar w:fldCharType="end"/>
+            </w:r>
           </w:p>
         </w:tc>
         <w:tc>
@@ -2117,12 +2521,12 @@
         <w:tc>
           <w:tcPr>
             <w:tcW w:w="1701" w:type="dxa"/>
-            <w:shd w:val="clear" w:color="auto" w:fill="FF0000"/>
+            <w:shd w:val="clear" w:color="auto" w:fill="auto"/>
           </w:tcPr>
           <w:p>
             <w:pPr>
               <w:spacing w:line="360" w:lineRule="auto"/>
-              <w:jc w:val="both"/>
+              <w:jc w:val="center"/>
               <w:rPr>
                 <w:rFonts w:ascii="Arial" w:hAnsi="Arial" w:cs="Arial"/>
                 <w:color w:val="000000"/>
@@ -2130,17 +2534,63 @@
                 <w:szCs w:val="16"/>
               </w:rPr>
             </w:pPr>
+            <w:r>
+              <w:rPr>
+                <w:rFonts w:ascii="Arial" w:hAnsi="Arial" w:cs="Arial"/>
+                <w:color w:val="000000"/>
+                <w:sz w:val="16"/>
+                <w:szCs w:val="16"/>
+              </w:rPr>
+              <w:fldChar w:fldCharType="begin"/>
+            </w:r>
+            <w:r>
+              <w:rPr>
+                <w:rFonts w:ascii="Arial" w:hAnsi="Arial" w:cs="Arial"/>
+                <w:color w:val="000000"/>
+                <w:sz w:val="16"/>
+                <w:szCs w:val="16"/>
+              </w:rPr>
+              <w:instrText xml:space="preserve"> MERGEFIELD  $d.pp_tmobile_tk  \* MERGEFORMAT </w:instrText>
+            </w:r>
+            <w:r>
+              <w:rPr>
+                <w:rFonts w:ascii="Arial" w:hAnsi="Arial" w:cs="Arial"/>
+                <w:color w:val="000000"/>
+                <w:sz w:val="16"/>
+                <w:szCs w:val="16"/>
+              </w:rPr>
+              <w:fldChar w:fldCharType="separate"/>
+            </w:r>
+            <w:r>
+              <w:rPr>
+                <w:rFonts w:ascii="Arial" w:hAnsi="Arial" w:cs="Arial"/>
+                <w:noProof/>
+                <w:color w:val="000000"/>
+                <w:sz w:val="16"/>
+                <w:szCs w:val="16"/>
+              </w:rPr>
+              <w:t>«$d.pp_tmobile_tk»</w:t>
+            </w:r>
+            <w:r>
+              <w:rPr>
+                <w:rFonts w:ascii="Arial" w:hAnsi="Arial" w:cs="Arial"/>
+                <w:color w:val="000000"/>
+                <w:sz w:val="16"/>
+                <w:szCs w:val="16"/>
+              </w:rPr>
+              <w:fldChar w:fldCharType="end"/>
+            </w:r>
           </w:p>
         </w:tc>
         <w:tc>
           <w:tcPr>
             <w:tcW w:w="1843" w:type="dxa"/>
-            <w:shd w:val="clear" w:color="auto" w:fill="FF0000"/>
+            <w:shd w:val="clear" w:color="auto" w:fill="auto"/>
           </w:tcPr>
           <w:p>
             <w:pPr>
               <w:spacing w:line="360" w:lineRule="auto"/>
-              <w:jc w:val="both"/>
+              <w:jc w:val="center"/>
               <w:rPr>
                 <w:rFonts w:ascii="Arial" w:hAnsi="Arial" w:cs="Arial"/>
                 <w:color w:val="000000"/>
@@ -2148,6 +2598,52 @@
                 <w:szCs w:val="16"/>
               </w:rPr>
             </w:pPr>
+            <w:r>
+              <w:rPr>
+                <w:rFonts w:ascii="Arial" w:hAnsi="Arial" w:cs="Arial"/>
+                <w:color w:val="000000"/>
+                <w:sz w:val="16"/>
+                <w:szCs w:val="16"/>
+              </w:rPr>
+              <w:fldChar w:fldCharType="begin"/>
+            </w:r>
+            <w:r>
+              <w:rPr>
+                <w:rFonts w:ascii="Arial" w:hAnsi="Arial" w:cs="Arial"/>
+                <w:color w:val="000000"/>
+                <w:sz w:val="16"/>
+                <w:szCs w:val="16"/>
+              </w:rPr>
+              <w:instrText xml:space="preserve"> MERGEFIELD  $d.pp_tmobile_tp  \* MERGEFORMAT </w:instrText>
+            </w:r>
+            <w:r>
+              <w:rPr>
+                <w:rFonts w:ascii="Arial" w:hAnsi="Arial" w:cs="Arial"/>
+                <w:color w:val="000000"/>
+                <w:sz w:val="16"/>
+                <w:szCs w:val="16"/>
+              </w:rPr>
+              <w:fldChar w:fldCharType="separate"/>
+            </w:r>
+            <w:r>
+              <w:rPr>
+                <w:rFonts w:ascii="Arial" w:hAnsi="Arial" w:cs="Arial"/>
+                <w:noProof/>
+                <w:color w:val="000000"/>
+                <w:sz w:val="16"/>
+                <w:szCs w:val="16"/>
+              </w:rPr>
+              <w:t>«$d.pp_tmobile_tp»</w:t>
+            </w:r>
+            <w:r>
+              <w:rPr>
+                <w:rFonts w:ascii="Arial" w:hAnsi="Arial" w:cs="Arial"/>
+                <w:color w:val="000000"/>
+                <w:sz w:val="16"/>
+                <w:szCs w:val="16"/>
+              </w:rPr>
+              <w:fldChar w:fldCharType="end"/>
+            </w:r>
           </w:p>
         </w:tc>
         <w:tc>
@@ -2265,12 +2761,12 @@
         <w:tc>
           <w:tcPr>
             <w:tcW w:w="1701" w:type="dxa"/>
-            <w:shd w:val="clear" w:color="auto" w:fill="FF0000"/>
+            <w:shd w:val="clear" w:color="auto" w:fill="auto"/>
           </w:tcPr>
           <w:p>
             <w:pPr>
               <w:spacing w:line="360" w:lineRule="auto"/>
-              <w:jc w:val="both"/>
+              <w:jc w:val="center"/>
               <w:rPr>
                 <w:rFonts w:ascii="Arial" w:hAnsi="Arial" w:cs="Arial"/>
                 <w:color w:val="000000"/>
@@ -2278,17 +2774,82 @@
                 <w:szCs w:val="16"/>
               </w:rPr>
             </w:pPr>
+            <w:r>
+              <w:rPr>
+                <w:rFonts w:ascii="Arial" w:hAnsi="Arial" w:cs="Arial"/>
+                <w:color w:val="000000"/>
+                <w:sz w:val="16"/>
+                <w:szCs w:val="16"/>
+              </w:rPr>
+              <w:fldChar w:fldCharType="begin"/>
+            </w:r>
+            <w:r>
+              <w:rPr>
+                <w:rFonts w:ascii="Arial" w:hAnsi="Arial" w:cs="Arial"/>
+                <w:color w:val="000000"/>
+                <w:sz w:val="16"/>
+                <w:szCs w:val="16"/>
+              </w:rPr>
+              <w:instrText xml:space="preserve"> MERGEFIELD  $d.pp_heyah_tk  \* MERGEFORMAT </w:instrText>
+            </w:r>
+            <w:r>
+              <w:rPr>
+                <w:rFonts w:ascii="Arial" w:hAnsi="Arial" w:cs="Arial"/>
+                <w:color w:val="000000"/>
+                <w:sz w:val="16"/>
+                <w:szCs w:val="16"/>
+              </w:rPr>
+              <w:fldChar w:fldCharType="separate"/>
+            </w:r>
+            <w:r>
+              <w:rPr>
+                <w:rFonts w:ascii="Arial" w:hAnsi="Arial" w:cs="Arial"/>
+                <w:noProof/>
+                <w:color w:val="000000"/>
+                <w:sz w:val="16"/>
+                <w:szCs w:val="16"/>
+              </w:rPr>
+              <w:t>«$d.</w:t>
+            </w:r>
+            <w:r>
+              <w:rPr>
+                <w:rFonts w:ascii="Arial" w:hAnsi="Arial" w:cs="Arial"/>
+                <w:color w:val="000000"/>
+                <w:sz w:val="16"/>
+                <w:szCs w:val="16"/>
+              </w:rPr>
+              <w:t>pp</w:t>
+            </w:r>
+            <w:r>
+              <w:rPr>
+                <w:rFonts w:ascii="Arial" w:hAnsi="Arial" w:cs="Arial"/>
+                <w:noProof/>
+                <w:color w:val="000000"/>
+                <w:sz w:val="16"/>
+                <w:szCs w:val="16"/>
+              </w:rPr>
+              <w:t>_heyah_tk»</w:t>
+            </w:r>
+            <w:r>
+              <w:rPr>
+                <w:rFonts w:ascii="Arial" w:hAnsi="Arial" w:cs="Arial"/>
+                <w:color w:val="000000"/>
+                <w:sz w:val="16"/>
+                <w:szCs w:val="16"/>
+              </w:rPr>
+              <w:fldChar w:fldCharType="end"/>
+            </w:r>
           </w:p>
         </w:tc>
         <w:tc>
           <w:tcPr>
             <w:tcW w:w="1843" w:type="dxa"/>
-            <w:shd w:val="clear" w:color="auto" w:fill="FF0000"/>
+            <w:shd w:val="clear" w:color="auto" w:fill="auto"/>
           </w:tcPr>
           <w:p>
             <w:pPr>
               <w:spacing w:line="360" w:lineRule="auto"/>
-              <w:jc w:val="both"/>
+              <w:jc w:val="center"/>
               <w:rPr>
                 <w:rFonts w:ascii="Arial" w:hAnsi="Arial" w:cs="Arial"/>
                 <w:color w:val="000000"/>
@@ -2296,6 +2857,52 @@
                 <w:szCs w:val="16"/>
               </w:rPr>
             </w:pPr>
+            <w:r>
+              <w:rPr>
+                <w:rFonts w:ascii="Arial" w:hAnsi="Arial" w:cs="Arial"/>
+                <w:color w:val="000000"/>
+                <w:sz w:val="16"/>
+                <w:szCs w:val="16"/>
+              </w:rPr>
+              <w:fldChar w:fldCharType="begin"/>
+            </w:r>
+            <w:r>
+              <w:rPr>
+                <w:rFonts w:ascii="Arial" w:hAnsi="Arial" w:cs="Arial"/>
+                <w:color w:val="000000"/>
+                <w:sz w:val="16"/>
+                <w:szCs w:val="16"/>
+              </w:rPr>
+              <w:instrText xml:space="preserve"> MERGEFIELD  $d.pp_heyah_tp  \* MERGEFORMAT </w:instrText>
+            </w:r>
+            <w:r>
+              <w:rPr>
+                <w:rFonts w:ascii="Arial" w:hAnsi="Arial" w:cs="Arial"/>
+                <w:color w:val="000000"/>
+                <w:sz w:val="16"/>
+                <w:szCs w:val="16"/>
+              </w:rPr>
+              <w:fldChar w:fldCharType="separate"/>
+            </w:r>
+            <w:r>
+              <w:rPr>
+                <w:rFonts w:ascii="Arial" w:hAnsi="Arial" w:cs="Arial"/>
+                <w:noProof/>
+                <w:color w:val="000000"/>
+                <w:sz w:val="16"/>
+                <w:szCs w:val="16"/>
+              </w:rPr>
+              <w:t>«$d.pp_heyah_tp»</w:t>
+            </w:r>
+            <w:r>
+              <w:rPr>
+                <w:rFonts w:ascii="Arial" w:hAnsi="Arial" w:cs="Arial"/>
+                <w:color w:val="000000"/>
+                <w:sz w:val="16"/>
+                <w:szCs w:val="16"/>
+              </w:rPr>
+              <w:fldChar w:fldCharType="end"/>
+            </w:r>
           </w:p>
         </w:tc>
         <w:tc>
@@ -2389,12 +2996,12 @@
         <w:tc>
           <w:tcPr>
             <w:tcW w:w="1701" w:type="dxa"/>
-            <w:shd w:val="clear" w:color="auto" w:fill="FF0000"/>
+            <w:shd w:val="clear" w:color="auto" w:fill="auto"/>
           </w:tcPr>
           <w:p>
             <w:pPr>
               <w:spacing w:line="360" w:lineRule="auto"/>
-              <w:jc w:val="both"/>
+              <w:jc w:val="center"/>
               <w:rPr>
                 <w:rFonts w:ascii="Arial" w:hAnsi="Arial" w:cs="Arial"/>
                 <w:color w:val="000000"/>
@@ -2402,17 +3009,82 @@
                 <w:szCs w:val="16"/>
               </w:rPr>
             </w:pPr>
+            <w:r>
+              <w:rPr>
+                <w:rFonts w:ascii="Arial" w:hAnsi="Arial" w:cs="Arial"/>
+                <w:color w:val="000000"/>
+                <w:sz w:val="16"/>
+                <w:szCs w:val="16"/>
+              </w:rPr>
+              <w:fldChar w:fldCharType="begin"/>
+            </w:r>
+            <w:r>
+              <w:rPr>
+                <w:rFonts w:ascii="Arial" w:hAnsi="Arial" w:cs="Arial"/>
+                <w:color w:val="000000"/>
+                <w:sz w:val="16"/>
+                <w:szCs w:val="16"/>
+              </w:rPr>
+              <w:instrText xml:space="preserve"> MERGEFIELD  $d.pp_play_tk  \* MERGEFORMAT </w:instrText>
+            </w:r>
+            <w:r>
+              <w:rPr>
+                <w:rFonts w:ascii="Arial" w:hAnsi="Arial" w:cs="Arial"/>
+                <w:color w:val="000000"/>
+                <w:sz w:val="16"/>
+                <w:szCs w:val="16"/>
+              </w:rPr>
+              <w:fldChar w:fldCharType="separate"/>
+            </w:r>
+            <w:r>
+              <w:rPr>
+                <w:rFonts w:ascii="Arial" w:hAnsi="Arial" w:cs="Arial"/>
+                <w:noProof/>
+                <w:color w:val="000000"/>
+                <w:sz w:val="16"/>
+                <w:szCs w:val="16"/>
+              </w:rPr>
+              <w:t>«$d.pp_</w:t>
+            </w:r>
+            <w:r>
+              <w:rPr>
+                <w:rFonts w:ascii="Arial" w:hAnsi="Arial" w:cs="Arial"/>
+                <w:color w:val="000000"/>
+                <w:sz w:val="16"/>
+                <w:szCs w:val="16"/>
+              </w:rPr>
+              <w:t>play</w:t>
+            </w:r>
+            <w:r>
+              <w:rPr>
+                <w:rFonts w:ascii="Arial" w:hAnsi="Arial" w:cs="Arial"/>
+                <w:noProof/>
+                <w:color w:val="000000"/>
+                <w:sz w:val="16"/>
+                <w:szCs w:val="16"/>
+              </w:rPr>
+              <w:t>_tk»</w:t>
+            </w:r>
+            <w:r>
+              <w:rPr>
+                <w:rFonts w:ascii="Arial" w:hAnsi="Arial" w:cs="Arial"/>
+                <w:color w:val="000000"/>
+                <w:sz w:val="16"/>
+                <w:szCs w:val="16"/>
+              </w:rPr>
+              <w:fldChar w:fldCharType="end"/>
+            </w:r>
           </w:p>
         </w:tc>
         <w:tc>
           <w:tcPr>
             <w:tcW w:w="1843" w:type="dxa"/>
-            <w:shd w:val="clear" w:color="auto" w:fill="FF0000"/>
+            <w:shd w:val="clear" w:color="auto" w:fill="auto"/>
           </w:tcPr>
           <w:p>
             <w:pPr>
               <w:spacing w:line="360" w:lineRule="auto"/>
-              <w:jc w:val="both"/>
+              <w:jc w:val="center"/>
               <w:rPr>
                 <w:rFonts w:ascii="Arial" w:hAnsi="Arial" w:cs="Arial"/>
                 <w:color w:val="000000"/>
@@ -2420,6 +3092,71 @@
                 <w:szCs w:val="16"/>
               </w:rPr>
             </w:pPr>
+            <w:r>
+              <w:rPr>
+                <w:rFonts w:ascii="Arial" w:hAnsi="Arial" w:cs="Arial"/>
+                <w:color w:val="000000"/>
+                <w:sz w:val="16"/>
+                <w:szCs w:val="16"/>
+              </w:rPr>
+              <w:fldChar w:fldCharType="begin"/>
+            </w:r>
+            <w:r>
+              <w:rPr>
+                <w:rFonts w:ascii="Arial" w:hAnsi="Arial" w:cs="Arial"/>
+                <w:color w:val="000000"/>
+                <w:sz w:val="16"/>
+                <w:szCs w:val="16"/>
+              </w:rPr>
+              <w:instrText xml:space="preserve"> MERGEFIELD  $d.pp_play_tp  \* MERGEFORMAT </w:instrText>
+            </w:r>
+            <w:r>
+              <w:rPr>
+                <w:rFonts w:ascii="Arial" w:hAnsi="Arial" w:cs="Arial"/>
+                <w:color w:val="000000"/>
+                <w:sz w:val="16"/>
+                <w:szCs w:val="16"/>
+              </w:rPr>
+              <w:fldChar w:fldCharType="separate"/>
+            </w:r>
+            <w:r>
+              <w:rPr>
+                <w:rFonts w:ascii="Arial" w:hAnsi="Arial" w:cs="Arial"/>
+                <w:noProof/>
+                <w:color w:val="000000"/>
+                <w:sz w:val="16"/>
+                <w:szCs w:val="16"/>
+              </w:rPr>
+              <w:t>«$d.pp_</w:t>
+            </w:r>
+            <w:r>
+              <w:rPr>
+                <w:rFonts w:ascii="Arial" w:hAnsi="Arial" w:cs="Arial"/>
+                <w:color w:val="000000"/>
+                <w:sz w:val="16"/>
+                <w:szCs w:val="16"/>
+              </w:rPr>
+              <w:t>play</w:t>
+            </w:r>
+            <w:r>
+              <w:rPr>
+                <w:rFonts w:ascii="Arial" w:hAnsi="Arial" w:cs="Arial"/>
+                <w:noProof/>
+                <w:color w:val="000000"/>
+                <w:sz w:val="16"/>
+                <w:szCs w:val="16"/>
+              </w:rPr>
+              <w:t>_tp»</w:t>
+            </w:r>
+            <w:r>
+              <w:rPr>
+                <w:rFonts w:ascii="Arial" w:hAnsi="Arial" w:cs="Arial"/>
+                <w:color w:val="000000"/>
+                <w:sz w:val="16"/>
+                <w:szCs w:val="16"/>
+              </w:rPr>
+              <w:fldChar w:fldCharType="end"/>
+            </w:r>
           </w:p>
         </w:tc>
         <w:tc>
@@ -2528,12 +3265,12 @@
         <w:tc>
           <w:tcPr>
             <w:tcW w:w="1701" w:type="dxa"/>
-            <w:shd w:val="clear" w:color="auto" w:fill="FF0000"/>
+            <w:shd w:val="clear" w:color="auto" w:fill="auto"/>
           </w:tcPr>
           <w:p>
             <w:pPr>
               <w:spacing w:line="360" w:lineRule="auto"/>
-              <w:jc w:val="both"/>
+              <w:jc w:val="center"/>
               <w:rPr>
                 <w:rFonts w:ascii="Arial" w:hAnsi="Arial" w:cs="Arial"/>
                 <w:color w:val="000000"/>
@@ -2541,6 +3278,52 @@
                 <w:szCs w:val="16"/>
               </w:rPr>
             </w:pPr>
+            <w:r>
+              <w:rPr>
+                <w:rFonts w:ascii="Arial" w:hAnsi="Arial" w:cs="Arial"/>
+                <w:color w:val="000000"/>
+                <w:sz w:val="16"/>
+                <w:szCs w:val="16"/>
+              </w:rPr>
+              <w:fldChar w:fldCharType="begin"/>
+            </w:r>
+            <w:r>
+              <w:rPr>
+                <w:rFonts w:ascii="Arial" w:hAnsi="Arial" w:cs="Arial"/>
+                <w:color w:val="000000"/>
+                <w:sz w:val="16"/>
+                <w:szCs w:val="16"/>
+              </w:rPr>
+              <w:instrText xml:space="preserve"> MERGEFIELD  $d.pp_telegrosik_tk  \* MERGEFORMAT </w:instrText>
+            </w:r>
+            <w:r>
+              <w:rPr>
+                <w:rFonts w:ascii="Arial" w:hAnsi="Arial" w:cs="Arial"/>
+                <w:color w:val="000000"/>
+                <w:sz w:val="16"/>
+                <w:szCs w:val="16"/>
+              </w:rPr>
+              <w:fldChar w:fldCharType="separate"/>
+            </w:r>
+            <w:r>
+              <w:rPr>
+                <w:rFonts w:ascii="Arial" w:hAnsi="Arial" w:cs="Arial"/>
+                <w:noProof/>
+                <w:color w:val="000000"/>
+                <w:sz w:val="16"/>
+                <w:szCs w:val="16"/>
+              </w:rPr>
+              <w:t>«$d.pp_telegrosik_tk»</w:t>
+            </w:r>
+            <w:r>
+              <w:rPr>
+                <w:rFonts w:ascii="Arial" w:hAnsi="Arial" w:cs="Arial"/>
+                <w:color w:val="000000"/>
+                <w:sz w:val="16"/>
+                <w:szCs w:val="16"/>
+              </w:rPr>
+              <w:fldChar w:fldCharType="end"/>
+            </w:r>
           </w:p>
         </w:tc>
         <w:tc>
@@ -2660,12 +3443,11 @@
         <w:tc>
           <w:tcPr>
             <w:tcW w:w="1701" w:type="dxa"/>
-            <w:shd w:val="clear" w:color="auto" w:fill="FF0000"/>
+            <w:shd w:val="clear" w:color="auto" w:fill="auto"/>
           </w:tcPr>
           <w:p>
             <w:pPr>
-              <w:spacing w:line="360" w:lineRule="auto"/>
-              <w:jc w:val="both"/>
+              <w:jc w:val="center"/>
               <w:rPr>
                 <w:rFonts w:ascii="Arial" w:hAnsi="Arial" w:cs="Arial"/>
                 <w:color w:val="000000"/>
@@ -2673,6 +3455,52 @@
                 <w:szCs w:val="16"/>
               </w:rPr>
             </w:pPr>
+            <w:r>
+              <w:rPr>
+                <w:rFonts w:ascii="Arial" w:hAnsi="Arial" w:cs="Arial"/>
+                <w:color w:val="000000"/>
+                <w:sz w:val="16"/>
+                <w:szCs w:val="16"/>
+              </w:rPr>
+              <w:fldChar w:fldCharType="begin"/>
+            </w:r>
+            <w:r>
+              <w:rPr>
+                <w:rFonts w:ascii="Arial" w:hAnsi="Arial" w:cs="Arial"/>
+                <w:color w:val="000000"/>
+                <w:sz w:val="16"/>
+                <w:szCs w:val="16"/>
+              </w:rPr>
+              <w:instrText xml:space="preserve"> MERGEFIELD  $d.pp_virginmobile_tk  \* MERGEFORMAT </w:instrText>
+            </w:r>
+            <w:r>
+              <w:rPr>
+                <w:rFonts w:ascii="Arial" w:hAnsi="Arial" w:cs="Arial"/>
+                <w:color w:val="000000"/>
+                <w:sz w:val="16"/>
+                <w:szCs w:val="16"/>
+              </w:rPr>
+              <w:fldChar w:fldCharType="separate"/>
+            </w:r>
+            <w:r>
+              <w:rPr>
+                <w:rFonts w:ascii="Arial" w:hAnsi="Arial" w:cs="Arial"/>
+                <w:noProof/>
+                <w:color w:val="000000"/>
+                <w:sz w:val="16"/>
+                <w:szCs w:val="16"/>
+              </w:rPr>
+              <w:t>«$d.pp_virginmobile_tk»</w:t>
+            </w:r>
+            <w:r>
+              <w:rPr>
+                <w:rFonts w:ascii="Arial" w:hAnsi="Arial" w:cs="Arial"/>
+                <w:color w:val="000000"/>
+                <w:sz w:val="16"/>
+                <w:szCs w:val="16"/>
+              </w:rPr>
+              <w:fldChar w:fldCharType="end"/>
+            </w:r>
           </w:p>
         </w:tc>
         <w:tc>
@@ -2718,21 +3546,8 @@
                 <w:sz w:val="16"/>
                 <w:szCs w:val="16"/>
               </w:rPr>
-              <w:t xml:space="preserve">Virgin </w:t>
-            </w:r>
-            <w:smartTag w:uri="urn:schemas-microsoft-com:office:smarttags" w:element="City">
-              <w:smartTag w:uri="urn:schemas-microsoft-com:office:smarttags" w:element="place">
-                <w:r>
-                  <w:rPr>
-                    <w:rFonts w:ascii="Arial" w:hAnsi="Arial" w:cs="Arial"/>
-                    <w:color w:val="000000"/>
-                    <w:sz w:val="16"/>
-                    <w:szCs w:val="16"/>
-                  </w:rPr>
-                  <w:t>Mobile</w:t>
-                </w:r>
-              </w:smartTag>
-            </w:smartTag>
+              <w:t>Virgin Mobile</w:t>
+            </w:r>
           </w:p>
         </w:tc>
         <w:tc>
@@ -2796,12 +3611,11 @@
         <w:tc>
           <w:tcPr>
             <w:tcW w:w="1701" w:type="dxa"/>
-            <w:shd w:val="clear" w:color="auto" w:fill="FF0000"/>
+            <w:shd w:val="clear" w:color="auto" w:fill="auto"/>
           </w:tcPr>
           <w:p>
             <w:pPr>
-              <w:spacing w:line="360" w:lineRule="auto"/>
-              <w:jc w:val="both"/>
+              <w:jc w:val="center"/>
               <w:rPr>
                 <w:rFonts w:ascii="Arial" w:hAnsi="Arial" w:cs="Arial"/>
                 <w:color w:val="000000"/>
@@ -2809,6 +3623,52 @@
                 <w:szCs w:val="16"/>
               </w:rPr>
             </w:pPr>
+            <w:r>
+              <w:rPr>
+                <w:rFonts w:ascii="Arial" w:hAnsi="Arial" w:cs="Arial"/>
+                <w:color w:val="000000"/>
+                <w:sz w:val="16"/>
+                <w:szCs w:val="16"/>
+              </w:rPr>
+              <w:fldChar w:fldCharType="begin"/>
+            </w:r>
+            <w:r>
+              <w:rPr>
+                <w:rFonts w:ascii="Arial" w:hAnsi="Arial" w:cs="Arial"/>
+                <w:color w:val="000000"/>
+                <w:sz w:val="16"/>
+                <w:szCs w:val="16"/>
+              </w:rPr>
+              <w:instrText xml:space="preserve"> MERGEFIELD  $d.pp_lycamobile_tk  \* MERGEFORMAT </w:instrText>
+            </w:r>
+            <w:r>
+              <w:rPr>
+                <w:rFonts w:ascii="Arial" w:hAnsi="Arial" w:cs="Arial"/>
+                <w:color w:val="000000"/>
+                <w:sz w:val="16"/>
+                <w:szCs w:val="16"/>
+              </w:rPr>
+              <w:fldChar w:fldCharType="separate"/>
+            </w:r>
+            <w:r>
+              <w:rPr>
+                <w:rFonts w:ascii="Arial" w:hAnsi="Arial" w:cs="Arial"/>
+                <w:noProof/>
+                <w:color w:val="000000"/>
+                <w:sz w:val="16"/>
+                <w:szCs w:val="16"/>
+              </w:rPr>
+              <w:t>«$d.pp_lycamobile_tk»</w:t>
+            </w:r>
+            <w:r>
+              <w:rPr>
+                <w:rFonts w:ascii="Arial" w:hAnsi="Arial" w:cs="Arial"/>
+                <w:color w:val="000000"/>
+                <w:sz w:val="16"/>
+                <w:szCs w:val="16"/>
+              </w:rPr>
+              <w:fldChar w:fldCharType="end"/>
+            </w:r>
           </w:p>
         </w:tc>
         <w:tc>
@@ -2921,12 +3781,11 @@
         <w:tc>
           <w:tcPr>
             <w:tcW w:w="1701" w:type="dxa"/>
-            <w:shd w:val="clear" w:color="auto" w:fill="FF0000"/>
+            <w:shd w:val="clear" w:color="auto" w:fill="auto"/>
           </w:tcPr>
           <w:p>
             <w:pPr>
-              <w:spacing w:line="360" w:lineRule="auto"/>
-              <w:jc w:val="both"/>
+              <w:jc w:val="center"/>
               <w:rPr>
                 <w:rFonts w:ascii="Arial" w:hAnsi="Arial" w:cs="Arial"/>
                 <w:color w:val="000000"/>
@@ -2934,6 +3793,52 @@
                 <w:szCs w:val="16"/>
               </w:rPr>
             </w:pPr>
+            <w:r>
+              <w:rPr>
+                <w:rFonts w:ascii="Arial" w:hAnsi="Arial" w:cs="Arial"/>
+                <w:color w:val="000000"/>
+                <w:sz w:val="16"/>
+                <w:szCs w:val="16"/>
+              </w:rPr>
+              <w:fldChar w:fldCharType="begin"/>
+            </w:r>
+            <w:r>
+              <w:rPr>
+                <w:rFonts w:ascii="Arial" w:hAnsi="Arial" w:cs="Arial"/>
+                <w:color w:val="000000"/>
+                <w:sz w:val="16"/>
+                <w:szCs w:val="16"/>
+              </w:rPr>
+              <w:instrText xml:space="preserve"> MERGEFIELD  $d.pp_gtmobile_tk  \* MERGEFORMAT </w:instrText>
+            </w:r>
+            <w:r>
+              <w:rPr>
+                <w:rFonts w:ascii="Arial" w:hAnsi="Arial" w:cs="Arial"/>
+                <w:color w:val="000000"/>
+                <w:sz w:val="16"/>
+                <w:szCs w:val="16"/>
+              </w:rPr>
+              <w:fldChar w:fldCharType="separate"/>
+            </w:r>
+            <w:r>
+              <w:rPr>
+                <w:rFonts w:ascii="Arial" w:hAnsi="Arial" w:cs="Arial"/>
+                <w:noProof/>
+                <w:color w:val="000000"/>
+                <w:sz w:val="16"/>
+                <w:szCs w:val="16"/>
+              </w:rPr>
+              <w:t>«$d.pp_gtmobile_tk»</w:t>
+            </w:r>
+            <w:r>
+              <w:rPr>
+                <w:rFonts w:ascii="Arial" w:hAnsi="Arial" w:cs="Arial"/>
+                <w:color w:val="000000"/>
+                <w:sz w:val="16"/>
+                <w:szCs w:val="16"/>
+              </w:rPr>
+              <w:fldChar w:fldCharType="end"/>
+            </w:r>
           </w:p>
         </w:tc>
         <w:tc>
@@ -3044,12 +3949,11 @@
         <w:tc>
           <w:tcPr>
             <w:tcW w:w="1701" w:type="dxa"/>
-            <w:shd w:val="clear" w:color="auto" w:fill="FF0000"/>
+            <w:shd w:val="clear" w:color="auto" w:fill="auto"/>
           </w:tcPr>
           <w:p>
             <w:pPr>
-              <w:spacing w:line="360" w:lineRule="auto"/>
-              <w:jc w:val="both"/>
+              <w:jc w:val="center"/>
               <w:rPr>
                 <w:rFonts w:ascii="Arial" w:hAnsi="Arial" w:cs="Arial"/>
                 <w:color w:val="000000"/>
@@ -3057,6 +3961,52 @@
                 <w:szCs w:val="16"/>
               </w:rPr>
             </w:pPr>
+            <w:r>
+              <w:rPr>
+                <w:rFonts w:ascii="Arial" w:hAnsi="Arial" w:cs="Arial"/>
+                <w:color w:val="000000"/>
+                <w:sz w:val="16"/>
+                <w:szCs w:val="16"/>
+              </w:rPr>
+              <w:fldChar w:fldCharType="begin"/>
+            </w:r>
+            <w:r>
+              <w:rPr>
+                <w:rFonts w:ascii="Arial" w:hAnsi="Arial" w:cs="Arial"/>
+                <w:color w:val="000000"/>
+                <w:sz w:val="16"/>
+                <w:szCs w:val="16"/>
+              </w:rPr>
+              <w:instrText xml:space="preserve"> MERGEFIELD  $d.pp_vectonemobile_tk  \* MERGEFORMAT </w:instrText>
+            </w:r>
+            <w:r>
+              <w:rPr>
+                <w:rFonts w:ascii="Arial" w:hAnsi="Arial" w:cs="Arial"/>
+                <w:color w:val="000000"/>
+                <w:sz w:val="16"/>
+                <w:szCs w:val="16"/>
+              </w:rPr>
+              <w:fldChar w:fldCharType="separate"/>
+            </w:r>
+            <w:r>
+              <w:rPr>
+                <w:rFonts w:ascii="Arial" w:hAnsi="Arial" w:cs="Arial"/>
+                <w:noProof/>
+                <w:color w:val="000000"/>
+                <w:sz w:val="16"/>
+                <w:szCs w:val="16"/>
+              </w:rPr>
+              <w:t>«$d.pp_vectonemobile_tk»</w:t>
+            </w:r>
+            <w:r>
+              <w:rPr>
+                <w:rFonts w:ascii="Arial" w:hAnsi="Arial" w:cs="Arial"/>
+                <w:color w:val="000000"/>
+                <w:sz w:val="16"/>
+                <w:szCs w:val="16"/>
+              </w:rPr>
+              <w:fldChar w:fldCharType="end"/>
+            </w:r>
           </w:p>
         </w:tc>
         <w:tc>
@@ -3178,12 +4128,11 @@
         <w:tc>
           <w:tcPr>
             <w:tcW w:w="1701" w:type="dxa"/>
-            <w:shd w:val="clear" w:color="auto" w:fill="FF0000"/>
+            <w:shd w:val="clear" w:color="auto" w:fill="auto"/>
           </w:tcPr>
           <w:p>
             <w:pPr>
-              <w:spacing w:line="360" w:lineRule="auto"/>
-              <w:jc w:val="both"/>
+              <w:jc w:val="center"/>
               <w:rPr>
                 <w:rFonts w:ascii="Arial" w:hAnsi="Arial" w:cs="Arial"/>
                 <w:color w:val="000000"/>
@@ -3191,6 +4140,52 @@
                 <w:szCs w:val="16"/>
               </w:rPr>
             </w:pPr>
+            <w:r>
+              <w:rPr>
+                <w:rFonts w:ascii="Arial" w:hAnsi="Arial" w:cs="Arial"/>
+                <w:color w:val="000000"/>
+                <w:sz w:val="16"/>
+                <w:szCs w:val="16"/>
+              </w:rPr>
+              <w:fldChar w:fldCharType="begin"/>
+            </w:r>
+            <w:r>
+              <w:rPr>
+                <w:rFonts w:ascii="Arial" w:hAnsi="Arial" w:cs="Arial"/>
+                <w:color w:val="000000"/>
+                <w:sz w:val="16"/>
+                <w:szCs w:val="16"/>
+              </w:rPr>
+              <w:instrText xml:space="preserve"> MERGEFIELD  $d.pp_delightmobile_tk  \* MERGEFORMAT </w:instrText>
+            </w:r>
+            <w:r>
+              <w:rPr>
+                <w:rFonts w:ascii="Arial" w:hAnsi="Arial" w:cs="Arial"/>
+                <w:color w:val="000000"/>
+                <w:sz w:val="16"/>
+                <w:szCs w:val="16"/>
+              </w:rPr>
+              <w:fldChar w:fldCharType="separate"/>
+            </w:r>
+            <w:r>
+              <w:rPr>
+                <w:rFonts w:ascii="Arial" w:hAnsi="Arial" w:cs="Arial"/>
+                <w:noProof/>
+                <w:color w:val="000000"/>
+                <w:sz w:val="16"/>
+                <w:szCs w:val="16"/>
+              </w:rPr>
+              <w:t>«$d.pp_delightmobile_tk»</w:t>
+            </w:r>
+            <w:r>
+              <w:rPr>
+                <w:rFonts w:ascii="Arial" w:hAnsi="Arial" w:cs="Arial"/>
+                <w:color w:val="000000"/>
+                <w:sz w:val="16"/>
+                <w:szCs w:val="16"/>
+              </w:rPr>
+              <w:fldChar w:fldCharType="end"/>
+            </w:r>
           </w:p>
         </w:tc>
         <w:tc>
@@ -3236,29 +4231,7 @@
                 <w:sz w:val="16"/>
                 <w:szCs w:val="16"/>
               </w:rPr>
-              <w:t xml:space="preserve">Delight </w:t>
-            </w:r>
-            <w:smartTag w:uri="urn:schemas-microsoft-com:office:smarttags" w:element="City">
-              <w:smartTag w:uri="urn:schemas-microsoft-com:office:smarttags" w:element="place">
-                <w:r>
-                  <w:rPr>
-                    <w:rFonts w:ascii="Arial" w:hAnsi="Arial" w:cs="Arial"/>
-                    <w:color w:val="000000"/>
-                    <w:sz w:val="16"/>
-                    <w:szCs w:val="16"/>
-                  </w:rPr>
-                  <w:t>Mobile</w:t>
-                </w:r>
-              </w:smartTag>
-            </w:smartTag>
-            <w:r>
-              <w:rPr>
-                <w:rFonts w:ascii="Arial" w:hAnsi="Arial" w:cs="Arial"/>
-                <w:color w:val="000000"/>
-                <w:sz w:val="16"/>
-                <w:szCs w:val="16"/>
-              </w:rPr>
-              <w:t> </w:t>
+              <w:t>Delight Mobile </w:t>
             </w:r>
           </w:p>
         </w:tc>
@@ -3357,6 +4330,7 @@
           <w:szCs w:val="16"/>
           <w:lang w:val="pl-PL"/>
         </w:rPr>
+        <w:lastRenderedPageBreak/>
         <w:t xml:space="preserve">Z tytułu sprzedaży Elektronicznych Doładowań w Zestawie POS, Akceptant zapłaci miesięcznie eService opłatę </w:t>
       </w:r>
       <w:r>
@@ -3384,39 +4358,81 @@
           <w:color w:val="000000"/>
           <w:sz w:val="16"/>
           <w:szCs w:val="16"/>
-          <w:shd w:val="clear" w:color="auto" w:fill="FF0000"/>
-          <w:lang w:val="pl-PL"/>
-        </w:rPr>
-        <w:t>..............</w:t>
-      </w:r>
-      <w:r>
-        <w:rPr>
-          <w:rFonts w:ascii="Arial" w:hAnsi="Arial" w:cs="Arial"/>
-          <w:color w:val="000000"/>
-          <w:sz w:val="16"/>
-          <w:szCs w:val="16"/>
-          <w:lang w:val="pl-PL"/>
-        </w:rPr>
-        <w:t xml:space="preserve"> zł netto. </w:t>
-      </w:r>
-      <w:r>
-        <w:rPr>
-          <w:rFonts w:ascii="Arial" w:hAnsi="Arial" w:cs="Arial"/>
-          <w:sz w:val="16"/>
-          <w:szCs w:val="16"/>
-          <w:lang w:val="pl-PL"/>
-        </w:rPr>
-        <w:t xml:space="preserve">Opłata naliczana będzie od pierwszego </w:t>
-      </w:r>
-      <w:r>
-        <w:rPr>
-          <w:rFonts w:ascii="Arial" w:hAnsi="Arial" w:cs="Arial"/>
-          <w:sz w:val="16"/>
-          <w:szCs w:val="16"/>
-          <w:lang w:val="pl-PL"/>
-        </w:rPr>
-        <w:lastRenderedPageBreak/>
-        <w:t>pełnego miesiąca, w którym nastąpiło uruchomienie funkcjonalności telePOMPKA i/lub teleKODZIK do ostatniego miesiąca włącznie, w którym usługa jest aktywna.</w:t>
+          <w:lang w:val="pl-PL"/>
+        </w:rPr>
+        <w:fldChar w:fldCharType="begin"/>
+      </w:r>
+      <w:r>
+        <w:rPr>
+          <w:rFonts w:ascii="Arial" w:hAnsi="Arial" w:cs="Arial"/>
+          <w:color w:val="000000"/>
+          <w:sz w:val="16"/>
+          <w:szCs w:val="16"/>
+          <w:lang w:val="pl-PL"/>
+        </w:rPr>
+        <w:instrText xml:space="preserve"> MERGEFIELD  $d.oplataZaOprogramowanieDoDoladowan  \* MERGEFORMAT </w:instrText>
+      </w:r>
+      <w:r>
+        <w:rPr>
+          <w:rFonts w:ascii="Arial" w:hAnsi="Arial" w:cs="Arial"/>
+          <w:color w:val="000000"/>
+          <w:sz w:val="16"/>
+          <w:szCs w:val="16"/>
+          <w:lang w:val="pl-PL"/>
+        </w:rPr>
+        <w:fldChar w:fldCharType="separate"/>
+      </w:r>
+      <w:r>
+        <w:rPr>
+          <w:rFonts w:ascii="Arial" w:hAnsi="Arial" w:cs="Arial"/>
+          <w:noProof/>
+          <w:color w:val="000000"/>
+          <w:sz w:val="16"/>
+          <w:szCs w:val="16"/>
+          <w:lang w:val="pl-PL"/>
+        </w:rPr>
+        <w:t>«$d.oplataZaOprogramowanieDoDoladowan»</w:t>
+      </w:r>
+      <w:r>
+        <w:rPr>
+          <w:rFonts w:ascii="Arial" w:hAnsi="Arial" w:cs="Arial"/>
+          <w:color w:val="000000"/>
+          <w:sz w:val="16"/>
+          <w:szCs w:val="16"/>
+          <w:lang w:val="pl-PL"/>
+        </w:rPr>
+        <w:fldChar w:fldCharType="end"/>
+      </w:r>
+      <w:bookmarkStart w:id="0" w:name="_GoBack"/>
+      <w:bookmarkEnd w:id="0"/>
+      <w:r>
+        <w:rPr>
+          <w:rFonts w:ascii="Arial" w:hAnsi="Arial" w:cs="Arial"/>
+          <w:color w:val="000000"/>
+          <w:sz w:val="16"/>
+          <w:szCs w:val="16"/>
+          <w:lang w:val="pl-PL"/>
+        </w:rPr>
+        <w:t xml:space="preserve"> </w:t>
+      </w:r>
+      <w:r>
+        <w:rPr>
+          <w:rFonts w:ascii="Arial" w:hAnsi="Arial" w:cs="Arial"/>
+          <w:color w:val="000000"/>
+          <w:sz w:val="16"/>
+          <w:szCs w:val="16"/>
+          <w:lang w:val="pl-PL"/>
+        </w:rPr>
+        <w:t xml:space="preserve">zł netto. </w:t>
+      </w:r>
+      <w:r>
+        <w:rPr>
+          <w:rFonts w:ascii="Arial" w:hAnsi="Arial" w:cs="Arial"/>
+          <w:sz w:val="16"/>
+          <w:szCs w:val="16"/>
+          <w:lang w:val="pl-PL"/>
+        </w:rPr>
+        <w:t>Opłata naliczana będzie od pierwszego pełnego miesiąca, w którym nastąpiło uruchomienie funkcjonalności telePOMPKA i/lub teleKODZIK do ostatniego miesiąca włącznie, w którym usługa jest aktywna.</w:t>
       </w:r>
     </w:p>
     <w:p>
@@ -3733,7 +4749,7 @@
                 <w:lang w:val="pl-PL"/>
               </w:rPr>
             </w:pPr>
-            <w:bookmarkStart w:id="0" w:name="podpisPierwszegoReprezentanta"/>
+            <w:bookmarkStart w:id="1" w:name="podpisPierwszegoReprezentanta"/>
             <w:r>
               <w:rPr>
                 <w:rFonts w:ascii="Arial" w:hAnsi="Arial" w:cs="Arial"/>
@@ -3786,7 +4802,7 @@
                 </wp:inline>
               </w:drawing>
             </w:r>
-            <w:bookmarkEnd w:id="0"/>
+            <w:bookmarkEnd w:id="1"/>
           </w:p>
         </w:tc>
         <w:tc>
@@ -3803,7 +4819,7 @@
                 <w:lang w:val="pl-PL"/>
               </w:rPr>
             </w:pPr>
-            <w:bookmarkStart w:id="1" w:name="podpisDrugiegoReprezentanta"/>
+            <w:bookmarkStart w:id="2" w:name="podpisDrugiegoReprezentanta"/>
             <w:r>
               <w:rPr>
                 <w:rFonts w:ascii="Arial" w:hAnsi="Arial" w:cs="Arial"/>
@@ -3856,7 +4872,7 @@
                 </wp:inline>
               </w:drawing>
             </w:r>
-            <w:bookmarkEnd w:id="1"/>
+            <w:bookmarkEnd w:id="2"/>
           </w:p>
         </w:tc>
         <w:tc>
@@ -4357,8 +5373,6 @@
           <w:lang w:val="pl-PL"/>
         </w:rPr>
       </w:pPr>
-      <w:bookmarkStart w:id="2" w:name="_GoBack"/>
-      <w:bookmarkEnd w:id="2"/>
     </w:p>
     <w:p>
       <w:pPr>
